--- a/srs/SRS_Agentic_Accessibility_Auditor_v2.0.docx
+++ b/srs/SRS_Agentic_Accessibility_Auditor_v2.0.docx
@@ -397,6 +397,48 @@
           <w:p>
             <w:r>
               <w:t>Unified SRS; Muhammad Noor reviewed and merged for SDS handoff</w:t>
+            </w:r>
+          </w:p>
+        </w:tc>
+      </w:tr>
+      <w:tr>
+        <w:tc>
+          <w:tcPr>
+            <w:tcW w:type="dxa" w:w="2160"/>
+          </w:tcPr>
+          <w:p>
+            <w:r>
+              <w:t>**2.1**</w:t>
+            </w:r>
+          </w:p>
+        </w:tc>
+        <w:tc>
+          <w:tcPr>
+            <w:tcW w:type="dxa" w:w="2160"/>
+          </w:tcPr>
+          <w:p>
+            <w:r>
+              <w:t>2026-07-13</w:t>
+            </w:r>
+          </w:p>
+        </w:tc>
+        <w:tc>
+          <w:tcPr>
+            <w:tcW w:type="dxa" w:w="2160"/>
+          </w:tcPr>
+          <w:p>
+            <w:r>
+              <w:t>Noor</w:t>
+            </w:r>
+          </w:p>
+        </w:tc>
+        <w:tc>
+          <w:tcPr>
+            <w:tcW w:type="dxa" w:w="2160"/>
+          </w:tcPr>
+          <w:p>
+            <w:r>
+              <w:t>Figma screenshots restored from formatted DOCX into `docs/assets/figma/`; team ownership alignment</w:t>
             </w:r>
           </w:p>
         </w:tc>
@@ -20591,7 +20633,7 @@
         <w:t>docs/assets/figma/</w:t>
       </w:r>
       <w:r>
-        <w:t>.</w:t>
+        <w:t xml:space="preserve"> (restored from the legacy formatted DOCX export, 13 Jul 2026).</w:t>
       </w:r>
     </w:p>
     <w:p>
@@ -20931,7 +20973,46 @@
     </w:p>
     <w:p>
       <w:r>
-        <w:t>![Sign Up and Log In screens — Axion Figma](../docs/assets/figma/figma-01-signup-login.png)</w:t>
+        <w:rPr>
+          <w:i/>
+        </w:rPr>
+        <w:t>Sign Up and Log In screens — Axion Figma</w:t>
+      </w:r>
+    </w:p>
+    <w:p>
+      <w:r>
+        <w:drawing>
+          <wp:inline xmlns:a="http://schemas.openxmlformats.org/drawingml/2006/main" xmlns:pic="http://schemas.openxmlformats.org/drawingml/2006/picture">
+            <wp:extent cx="5486400" cy="2196703"/>
+            <wp:docPr id="1" name="Picture 1"/>
+            <wp:cNvGraphicFramePr>
+              <a:graphicFrameLocks noChangeAspect="1"/>
+            </wp:cNvGraphicFramePr>
+            <a:graphic>
+              <a:graphicData uri="http://schemas.openxmlformats.org/drawingml/2006/picture">
+                <pic:pic>
+                  <pic:nvPicPr>
+                    <pic:cNvPr id="0" name="figma-01-signup-login.png"/>
+                    <pic:cNvPicPr/>
+                  </pic:nvPicPr>
+                  <pic:blipFill>
+                    <a:blip r:embed="rId9"/>
+                    <a:stretch>
+                      <a:fillRect/>
+                    </a:stretch>
+                  </pic:blipFill>
+                  <pic:spPr>
+                    <a:xfrm>
+                      <a:off x="0" y="0"/>
+                      <a:ext cx="5486400" cy="2196703"/>
+                    </a:xfrm>
+                    <a:prstGeom prst="rect"/>
+                  </pic:spPr>
+                </pic:pic>
+              </a:graphicData>
+            </a:graphic>
+          </wp:inline>
+        </w:drawing>
       </w:r>
     </w:p>
     <w:tbl>
@@ -21021,7 +21102,46 @@
     </w:p>
     <w:p>
       <w:r>
-        <w:t>![Forgot Password and Verify Code screens](../docs/assets/figma/figma-02-forgot-verify-otp.png)</w:t>
+        <w:rPr>
+          <w:i/>
+        </w:rPr>
+        <w:t>Forgot Password and Verify Code screens</w:t>
+      </w:r>
+    </w:p>
+    <w:p>
+      <w:r>
+        <w:drawing>
+          <wp:inline xmlns:a="http://schemas.openxmlformats.org/drawingml/2006/main" xmlns:pic="http://schemas.openxmlformats.org/drawingml/2006/picture">
+            <wp:extent cx="5486400" cy="2384227"/>
+            <wp:docPr id="2" name="Picture 2"/>
+            <wp:cNvGraphicFramePr>
+              <a:graphicFrameLocks noChangeAspect="1"/>
+            </wp:cNvGraphicFramePr>
+            <a:graphic>
+              <a:graphicData uri="http://schemas.openxmlformats.org/drawingml/2006/picture">
+                <pic:pic>
+                  <pic:nvPicPr>
+                    <pic:cNvPr id="0" name="figma-02-forgot-verify-otp.png"/>
+                    <pic:cNvPicPr/>
+                  </pic:nvPicPr>
+                  <pic:blipFill>
+                    <a:blip r:embed="rId10"/>
+                    <a:stretch>
+                      <a:fillRect/>
+                    </a:stretch>
+                  </pic:blipFill>
+                  <pic:spPr>
+                    <a:xfrm>
+                      <a:off x="0" y="0"/>
+                      <a:ext cx="5486400" cy="2384227"/>
+                    </a:xfrm>
+                    <a:prstGeom prst="rect"/>
+                  </pic:spPr>
+                </pic:pic>
+              </a:graphicData>
+            </a:graphic>
+          </wp:inline>
+        </w:drawing>
       </w:r>
     </w:p>
     <w:tbl>
@@ -21111,7 +21231,46 @@
     </w:p>
     <w:p>
       <w:r>
-        <w:t>![Set Password and Password Reset Success](../docs/assets/figma/figma-03-reset-password-success.png)</w:t>
+        <w:rPr>
+          <w:i/>
+        </w:rPr>
+        <w:t>Set Password and Password Reset Success</w:t>
+      </w:r>
+    </w:p>
+    <w:p>
+      <w:r>
+        <w:drawing>
+          <wp:inline xmlns:a="http://schemas.openxmlformats.org/drawingml/2006/main" xmlns:pic="http://schemas.openxmlformats.org/drawingml/2006/picture">
+            <wp:extent cx="5486400" cy="2218134"/>
+            <wp:docPr id="3" name="Picture 3"/>
+            <wp:cNvGraphicFramePr>
+              <a:graphicFrameLocks noChangeAspect="1"/>
+            </wp:cNvGraphicFramePr>
+            <a:graphic>
+              <a:graphicData uri="http://schemas.openxmlformats.org/drawingml/2006/picture">
+                <pic:pic>
+                  <pic:nvPicPr>
+                    <pic:cNvPr id="0" name="figma-03-reset-password-success.png"/>
+                    <pic:cNvPicPr/>
+                  </pic:nvPicPr>
+                  <pic:blipFill>
+                    <a:blip r:embed="rId11"/>
+                    <a:stretch>
+                      <a:fillRect/>
+                    </a:stretch>
+                  </pic:blipFill>
+                  <pic:spPr>
+                    <a:xfrm>
+                      <a:off x="0" y="0"/>
+                      <a:ext cx="5486400" cy="2218134"/>
+                    </a:xfrm>
+                    <a:prstGeom prst="rect"/>
+                  </pic:spPr>
+                </pic:pic>
+              </a:graphicData>
+            </a:graphic>
+          </wp:inline>
+        </w:drawing>
       </w:r>
     </w:p>
     <w:tbl>
@@ -21201,7 +21360,46 @@
     </w:p>
     <w:p>
       <w:r>
-        <w:t>![Upload screen — initial and screenshot-uploaded states](../docs/assets/figma/figma-04-upload-progress-states.png)</w:t>
+        <w:rPr>
+          <w:i/>
+        </w:rPr>
+        <w:t>Upload screen — initial and screenshot-uploaded states</w:t>
+      </w:r>
+    </w:p>
+    <w:p>
+      <w:r>
+        <w:drawing>
+          <wp:inline xmlns:a="http://schemas.openxmlformats.org/drawingml/2006/main" xmlns:pic="http://schemas.openxmlformats.org/drawingml/2006/picture">
+            <wp:extent cx="5486400" cy="7197301"/>
+            <wp:docPr id="4" name="Picture 4"/>
+            <wp:cNvGraphicFramePr>
+              <a:graphicFrameLocks noChangeAspect="1"/>
+            </wp:cNvGraphicFramePr>
+            <a:graphic>
+              <a:graphicData uri="http://schemas.openxmlformats.org/drawingml/2006/picture">
+                <pic:pic>
+                  <pic:nvPicPr>
+                    <pic:cNvPr id="0" name="figma-04-upload-progress-states.png"/>
+                    <pic:cNvPicPr/>
+                  </pic:nvPicPr>
+                  <pic:blipFill>
+                    <a:blip r:embed="rId12"/>
+                    <a:stretch>
+                      <a:fillRect/>
+                    </a:stretch>
+                  </pic:blipFill>
+                  <pic:spPr>
+                    <a:xfrm>
+                      <a:off x="0" y="0"/>
+                      <a:ext cx="5486400" cy="7197301"/>
+                    </a:xfrm>
+                    <a:prstGeom prst="rect"/>
+                  </pic:spPr>
+                </pic:pic>
+              </a:graphicData>
+            </a:graphic>
+          </wp:inline>
+        </w:drawing>
       </w:r>
     </w:p>
     <w:p>
@@ -21282,7 +21480,46 @@
     </w:p>
     <w:p>
       <w:r>
-        <w:t>![Files Matched modal and validated state](../docs/assets/figma/figma-08-upload-files-matched.png)</w:t>
+        <w:rPr>
+          <w:i/>
+        </w:rPr>
+        <w:t>Files Matched modal and validated state</w:t>
+      </w:r>
+    </w:p>
+    <w:p>
+      <w:r>
+        <w:drawing>
+          <wp:inline xmlns:a="http://schemas.openxmlformats.org/drawingml/2006/main" xmlns:pic="http://schemas.openxmlformats.org/drawingml/2006/picture">
+            <wp:extent cx="5486400" cy="2185988"/>
+            <wp:docPr id="5" name="Picture 5"/>
+            <wp:cNvGraphicFramePr>
+              <a:graphicFrameLocks noChangeAspect="1"/>
+            </wp:cNvGraphicFramePr>
+            <a:graphic>
+              <a:graphicData uri="http://schemas.openxmlformats.org/drawingml/2006/picture">
+                <pic:pic>
+                  <pic:nvPicPr>
+                    <pic:cNvPr id="0" name="figma-08-upload-files-matched.png"/>
+                    <pic:cNvPicPr/>
+                  </pic:nvPicPr>
+                  <pic:blipFill>
+                    <a:blip r:embed="rId13"/>
+                    <a:stretch>
+                      <a:fillRect/>
+                    </a:stretch>
+                  </pic:blipFill>
+                  <pic:spPr>
+                    <a:xfrm>
+                      <a:off x="0" y="0"/>
+                      <a:ext cx="5486400" cy="2185988"/>
+                    </a:xfrm>
+                    <a:prstGeom prst="rect"/>
+                  </pic:spPr>
+                </pic:pic>
+              </a:graphicData>
+            </a:graphic>
+          </wp:inline>
+        </w:drawing>
       </w:r>
     </w:p>
     <w:p>
@@ -21358,7 +21595,46 @@
     </w:p>
     <w:p>
       <w:r>
-        <w:t>![Audit Complete modal and Issues Dashboard](../docs/assets/figma/figma-05-audit-complete-dashboard.png)</w:t>
+        <w:rPr>
+          <w:i/>
+        </w:rPr>
+        <w:t>Audit Complete modal and Issues Dashboard</w:t>
+      </w:r>
+    </w:p>
+    <w:p>
+      <w:r>
+        <w:drawing>
+          <wp:inline xmlns:a="http://schemas.openxmlformats.org/drawingml/2006/main" xmlns:pic="http://schemas.openxmlformats.org/drawingml/2006/picture">
+            <wp:extent cx="5486400" cy="7109595"/>
+            <wp:docPr id="6" name="Picture 6"/>
+            <wp:cNvGraphicFramePr>
+              <a:graphicFrameLocks noChangeAspect="1"/>
+            </wp:cNvGraphicFramePr>
+            <a:graphic>
+              <a:graphicData uri="http://schemas.openxmlformats.org/drawingml/2006/picture">
+                <pic:pic>
+                  <pic:nvPicPr>
+                    <pic:cNvPr id="0" name="figma-05-audit-complete-dashboard.png"/>
+                    <pic:cNvPicPr/>
+                  </pic:nvPicPr>
+                  <pic:blipFill>
+                    <a:blip r:embed="rId14"/>
+                    <a:stretch>
+                      <a:fillRect/>
+                    </a:stretch>
+                  </pic:blipFill>
+                  <pic:spPr>
+                    <a:xfrm>
+                      <a:off x="0" y="0"/>
+                      <a:ext cx="5486400" cy="7109595"/>
+                    </a:xfrm>
+                    <a:prstGeom prst="rect"/>
+                  </pic:spPr>
+                </pic:pic>
+              </a:graphicData>
+            </a:graphic>
+          </wp:inline>
+        </w:drawing>
       </w:r>
     </w:p>
     <w:p>
@@ -21405,7 +21681,46 @@
     </w:p>
     <w:p>
       <w:r>
-        <w:t>![Issue Detail drawer and Audit Report page](../docs/assets/figma/figma-06-dashboard-detail-report.png)</w:t>
+        <w:rPr>
+          <w:i/>
+        </w:rPr>
+        <w:t>Issue Detail drawer and Audit Report page</w:t>
+      </w:r>
+    </w:p>
+    <w:p>
+      <w:r>
+        <w:drawing>
+          <wp:inline xmlns:a="http://schemas.openxmlformats.org/drawingml/2006/main" xmlns:pic="http://schemas.openxmlformats.org/drawingml/2006/picture">
+            <wp:extent cx="5486400" cy="6115507"/>
+            <wp:docPr id="7" name="Picture 7"/>
+            <wp:cNvGraphicFramePr>
+              <a:graphicFrameLocks noChangeAspect="1"/>
+            </wp:cNvGraphicFramePr>
+            <a:graphic>
+              <a:graphicData uri="http://schemas.openxmlformats.org/drawingml/2006/picture">
+                <pic:pic>
+                  <pic:nvPicPr>
+                    <pic:cNvPr id="0" name="figma-06-dashboard-detail-report.png"/>
+                    <pic:cNvPicPr/>
+                  </pic:nvPicPr>
+                  <pic:blipFill>
+                    <a:blip r:embed="rId15"/>
+                    <a:stretch>
+                      <a:fillRect/>
+                    </a:stretch>
+                  </pic:blipFill>
+                  <pic:spPr>
+                    <a:xfrm>
+                      <a:off x="0" y="0"/>
+                      <a:ext cx="5486400" cy="6115507"/>
+                    </a:xfrm>
+                    <a:prstGeom prst="rect"/>
+                  </pic:spPr>
+                </pic:pic>
+              </a:graphicData>
+            </a:graphic>
+          </wp:inline>
+        </w:drawing>
       </w:r>
     </w:p>
     <w:p>
@@ -21449,7 +21764,46 @@
     </w:p>
     <w:p>
       <w:r>
-        <w:t>![Generate Report modal and PDF single-page layout](../docs/assets/figma/figma-07-generate-report-modal-pdf.png)</w:t>
+        <w:rPr>
+          <w:i/>
+        </w:rPr>
+        <w:t>Generate Report modal and PDF single-page layout</w:t>
+      </w:r>
+    </w:p>
+    <w:p>
+      <w:r>
+        <w:drawing>
+          <wp:inline xmlns:a="http://schemas.openxmlformats.org/drawingml/2006/main" xmlns:pic="http://schemas.openxmlformats.org/drawingml/2006/picture">
+            <wp:extent cx="5486400" cy="5924251"/>
+            <wp:docPr id="8" name="Picture 8"/>
+            <wp:cNvGraphicFramePr>
+              <a:graphicFrameLocks noChangeAspect="1"/>
+            </wp:cNvGraphicFramePr>
+            <a:graphic>
+              <a:graphicData uri="http://schemas.openxmlformats.org/drawingml/2006/picture">
+                <pic:pic>
+                  <pic:nvPicPr>
+                    <pic:cNvPr id="0" name="figma-07-generate-report-modal-pdf.png"/>
+                    <pic:cNvPicPr/>
+                  </pic:nvPicPr>
+                  <pic:blipFill>
+                    <a:blip r:embed="rId16"/>
+                    <a:stretch>
+                      <a:fillRect/>
+                    </a:stretch>
+                  </pic:blipFill>
+                  <pic:spPr>
+                    <a:xfrm>
+                      <a:off x="0" y="0"/>
+                      <a:ext cx="5486400" cy="5924251"/>
+                    </a:xfrm>
+                    <a:prstGeom prst="rect"/>
+                  </pic:spPr>
+                </pic:pic>
+              </a:graphicData>
+            </a:graphic>
+          </wp:inline>
+        </w:drawing>
       </w:r>
     </w:p>
     <w:p>

--- a/srs/SRS_Agentic_Accessibility_Auditor_v2.0.docx
+++ b/srs/SRS_Agentic_Accessibility_Auditor_v2.0.docx
@@ -439,6 +439,48 @@
           <w:p>
             <w:r>
               <w:t>Figma screenshots restored from formatted DOCX into `docs/assets/figma/`; team ownership alignment</w:t>
+            </w:r>
+          </w:p>
+        </w:tc>
+      </w:tr>
+      <w:tr>
+        <w:tc>
+          <w:tcPr>
+            <w:tcW w:type="dxa" w:w="2160"/>
+          </w:tcPr>
+          <w:p>
+            <w:r>
+              <w:t>**2.2**</w:t>
+            </w:r>
+          </w:p>
+        </w:tc>
+        <w:tc>
+          <w:tcPr>
+            <w:tcW w:type="dxa" w:w="2160"/>
+          </w:tcPr>
+          <w:p>
+            <w:r>
+              <w:t>2026-07-14</w:t>
+            </w:r>
+          </w:p>
+        </w:tc>
+        <w:tc>
+          <w:tcPr>
+            <w:tcW w:type="dxa" w:w="2160"/>
+          </w:tcPr>
+          <w:p>
+            <w:r>
+              <w:t>Noor</w:t>
+            </w:r>
+          </w:p>
+        </w:tc>
+        <w:tc>
+          <w:tcPr>
+            <w:tcW w:type="dxa" w:w="2160"/>
+          </w:tcPr>
+          <w:p>
+            <w:r>
+              <w:t>`POST /api/v1/audit` requires paired screenshot + XML; pair validation aligned with Axion Upload</w:t>
             </w:r>
           </w:p>
         </w:tc>
@@ -16461,7 +16503,7 @@
           </w:tcPr>
           <w:p>
             <w:r>
-              <w:t>Upload XML; returns `{ audit_id, status }` (**Week 3–4 implemented**; optional `use_llm` query)</w:t>
+              <w:t>Upload **screenshot + XML** pair (`multipart`: `screenshot`, `xml`); validates matching filenames; returns `{ audit_id, status }` (**implemented**; optional `use_llm` query)</w:t>
             </w:r>
           </w:p>
         </w:tc>
@@ -18737,7 +18779,7 @@
           </w:tcPr>
           <w:p>
             <w:r>
-              <w:t>Pending</w:t>
+              <w:t>**Done** (paired upload + validation; API enforces pair)</w:t>
             </w:r>
           </w:p>
         </w:tc>

--- a/srs/SRS_Agentic_Accessibility_Auditor_v2.0.docx
+++ b/srs/SRS_Agentic_Accessibility_Auditor_v2.0.docx
@@ -481,6 +481,48 @@
           <w:p>
             <w:r>
               <w:t>`POST /api/v1/audit` requires paired screenshot + XML; pair validation aligned with Axion Upload</w:t>
+            </w:r>
+          </w:p>
+        </w:tc>
+      </w:tr>
+      <w:tr>
+        <w:tc>
+          <w:tcPr>
+            <w:tcW w:type="dxa" w:w="2160"/>
+          </w:tcPr>
+          <w:p>
+            <w:r>
+              <w:t>**2.3**</w:t>
+            </w:r>
+          </w:p>
+        </w:tc>
+        <w:tc>
+          <w:tcPr>
+            <w:tcW w:type="dxa" w:w="2160"/>
+          </w:tcPr>
+          <w:p>
+            <w:r>
+              <w:t>2026-07-15</w:t>
+            </w:r>
+          </w:p>
+        </w:tc>
+        <w:tc>
+          <w:tcPr>
+            <w:tcW w:type="dxa" w:w="2160"/>
+          </w:tcPr>
+          <w:p>
+            <w:r>
+              <w:t>Noor</w:t>
+            </w:r>
+          </w:p>
+        </w:tc>
+        <w:tc>
+          <w:tcPr>
+            <w:tcW w:type="dxa" w:w="2160"/>
+          </w:tcPr>
+          <w:p>
+            <w:r>
+              <w:t>Week 6 status: JWT auth + Records API implemented on `noor`; FR-AUTH/FR-REC/FR-UI.40–45 marked Done; eval sheet started</w:t>
             </w:r>
           </w:p>
         </w:tc>
@@ -19389,7 +19431,7 @@
           </w:tcPr>
           <w:p>
             <w:r>
-              <w:t>Ayesha</w:t>
+              <w:t>Ayesha / Salar</w:t>
             </w:r>
           </w:p>
         </w:tc>
@@ -19399,7 +19441,7 @@
           </w:tcPr>
           <w:p>
             <w:r>
-              <w:t>Planned</w:t>
+              <w:t>**Done** (live `GET /records`)</w:t>
             </w:r>
           </w:p>
         </w:tc>
@@ -19461,7 +19503,7 @@
           </w:tcPr>
           <w:p>
             <w:r>
-              <w:t>Planned</w:t>
+              <w:t>**Done** (JWT register/login on `noor`; OTP stretch)</w:t>
             </w:r>
           </w:p>
         </w:tc>
@@ -19523,7 +19565,7 @@
           </w:tcPr>
           <w:p>
             <w:r>
-              <w:t>Planned</w:t>
+              <w:t>**Done** (flat JSON store + report reopen)</w:t>
             </w:r>
           </w:p>
         </w:tc>
@@ -19585,7 +19627,7 @@
           </w:tcPr>
           <w:p>
             <w:r>
-              <w:t>Partial</w:t>
+              <w:t>**Done** (synced to `noor`)</w:t>
             </w:r>
           </w:p>
         </w:tc>
@@ -19647,7 +19689,7 @@
           </w:tcPr>
           <w:p>
             <w:r>
-              <w:t>Planned</w:t>
+              <w:t>**Partial** (40-screen stratified-random sheet; manual fill ongoing)</w:t>
             </w:r>
           </w:p>
         </w:tc>
